--- a/arb/docx/65.content.docx
+++ b/arb/docx/65.content.docx
@@ -9,6 +9,8 @@
       </w:pPr>
       <w:r>
         <w:rPr>
+          <w:rtl/>
+          <w:cs/>
           <w:lang w:val="ar_AE" w:bidi="ar_AE"/>
         </w:rPr>
       </w:r>
@@ -20,12 +22,16 @@
       </w:pPr>
       <w:r>
         <w:rPr>
+          <w:rtl/>
+          <w:cs/>
           <w:lang w:val="ar_AE" w:bidi="ar_AE"/>
         </w:rPr>
         <w:t>Resource: Biblica Study Notes</w:t>
       </w:r>
       <w:r>
         <w:rPr>
+          <w:rtl/>
+          <w:cs/>
           <w:lang w:val="ar_AE" w:bidi="ar_AE"/>
         </w:rPr>
       </w:r>
@@ -36,53 +42,71 @@
       </w:pPr>
       <w:r>
         <w:rPr>
+          <w:rtl/>
+          <w:cs/>
           <w:lang w:val="ar_AE" w:bidi="ar_AE"/>
         </w:rPr>
       </w:r>
       <w:r>
         <w:rPr>
           <w:b/>
+          <w:rtl/>
+          <w:cs/>
           <w:lang w:val="ar_AE" w:bidi="ar_AE"/>
         </w:rPr>
         <w:t>Biblica Study Notes (Book Intros)</w:t>
       </w:r>
       <w:r>
         <w:rPr>
+          <w:rtl/>
+          <w:cs/>
           <w:lang w:val="ar_AE" w:bidi="ar_AE"/>
         </w:rPr>
         <w:t xml:space="preserve"> © 2023 Biblica Inc. Released under CC BY-SA 4.0 license. </w:t>
       </w:r>
       <w:r>
         <w:rPr>
+          <w:rtl/>
+          <w:cs/>
           <w:lang w:val="ar_AE" w:bidi="ar_AE"/>
         </w:rPr>
         <w:t>Biblica Study Notes</w:t>
       </w:r>
       <w:r>
         <w:rPr>
+          <w:rtl/>
+          <w:cs/>
           <w:lang w:val="ar_AE" w:bidi="ar_AE"/>
         </w:rPr>
         <w:t xml:space="preserve"> has been adapted in the following languages: Tok Pisin, Arabic (عربي), French (Français), Hindi (हिंदी), Indonesian (Bahasa Indonesia), Portuguese (Português), Russian (Русский), Spanish (Español), Swahili (Kiswahili), and Simplified Chinese (简体中文)from </w:t>
       </w:r>
       <w:r>
         <w:rPr>
+          <w:rtl/>
+          <w:cs/>
           <w:lang w:val="ar_AE" w:bidi="ar_AE"/>
         </w:rPr>
         <w:t>Biblica Study Notes</w:t>
       </w:r>
       <w:r>
         <w:rPr>
+          <w:rtl/>
+          <w:cs/>
           <w:lang w:val="ar_AE" w:bidi="ar_AE"/>
         </w:rPr>
         <w:t xml:space="preserve"> © 2023 Biblica Inc. Released under CC BY-SA 4.0 license by Mission Mutual</w:t>
       </w:r>
       <w:r>
         <w:rPr>
-          <w:lang w:val="ar_AE" w:bidi="ar_AE"/>
-        </w:rPr>
-      </w:r>
-      <w:r>
-        <w:rPr>
+          <w:rtl/>
+          <w:cs/>
+          <w:lang w:val="ar_AE" w:bidi="ar_AE"/>
+        </w:rPr>
+      </w:r>
+      <w:r>
+        <w:rPr>
+          <w:rtl/>
+          <w:cs/>
           <w:lang w:val="ar_AE" w:bidi="ar_AE"/>
         </w:rPr>
       </w:r>
@@ -94,6 +118,8 @@
       </w:pPr>
       <w:r>
         <w:rPr>
+          <w:rtl/>
+          <w:cs/>
           <w:lang w:val="ar_AE" w:bidi="ar_AE"/>
         </w:rPr>
         <w:t>Biblica Study Notes</w:t>
@@ -123,6 +149,8 @@
       </w:pPr>
       <w:r>
         <w:rPr>
+          <w:rtl/>
+          <w:cs/>
           <w:lang w:val="ar_AE" w:bidi="ar_AE"/>
         </w:rPr>
       </w:r>
@@ -134,12 +162,16 @@
       </w:pPr>
       <w:r>
         <w:rPr>
+          <w:rtl/>
+          <w:cs/>
           <w:lang w:val="ar_AE" w:bidi="ar_AE"/>
         </w:rPr>
         <w:t>JUD</w:t>
       </w:r>
       <w:r>
         <w:rPr>
+          <w:rtl/>
+          <w:cs/>
           <w:lang w:val="ar_AE" w:bidi="ar_AE"/>
         </w:rPr>
       </w:r>
@@ -150,22 +182,30 @@
       </w:pPr>
       <w:r>
         <w:rPr>
-          <w:lang w:val="ar_AE" w:bidi="ar_AE"/>
-        </w:rPr>
-      </w:r>
-      <w:r>
-        <w:rPr>
+          <w:rtl/>
+          <w:cs/>
+          <w:lang w:val="ar_AE" w:bidi="ar_AE"/>
+        </w:rPr>
+      </w:r>
+      <w:r>
+        <w:rPr>
+          <w:rtl/>
+          <w:cs/>
           <w:lang w:val="ar_AE" w:bidi="ar_AE"/>
         </w:rPr>
         <w:t xml:space="preserve"> </w:t>
       </w:r>
       <w:r>
         <w:rPr>
-          <w:lang w:val="ar_AE" w:bidi="ar_AE"/>
-        </w:rPr>
-      </w:r>
-      <w:r>
-        <w:rPr>
+          <w:rtl/>
+          <w:cs/>
+          <w:lang w:val="ar_AE" w:bidi="ar_AE"/>
+        </w:rPr>
+      </w:r>
+      <w:r>
+        <w:rPr>
+          <w:rtl/>
+          <w:cs/>
           <w:lang w:val="ar_AE" w:bidi="ar_AE"/>
         </w:rPr>
       </w:r>
@@ -191,6 +231,8 @@
       </w:pPr>
       <w:r>
         <w:rPr>
+          <w:rtl/>
+          <w:cs/>
           <w:lang w:val="ar_AE" w:bidi="ar_AE"/>
         </w:rPr>
       </w:r>
@@ -202,12 +244,16 @@
       </w:pPr>
       <w:r>
         <w:rPr>
+          <w:rtl/>
+          <w:cs/>
           <w:lang w:val="ar_AE" w:bidi="ar_AE"/>
         </w:rPr>
         <w:t>يهوذا</w:t>
       </w:r>
       <w:r>
         <w:rPr>
+          <w:rtl/>
+          <w:cs/>
           <w:lang w:val="ar_AE" w:bidi="ar_AE"/>
         </w:rPr>
       </w:r>
@@ -218,18 +264,24 @@
       </w:pPr>
       <w:r>
         <w:rPr>
+          <w:rtl/>
+          <w:cs/>
           <w:lang w:val="ar_AE" w:bidi="ar_AE"/>
         </w:rPr>
       </w:r>
       <w:r>
         <w:rPr>
           <w:b/>
+          <w:rtl/>
+          <w:cs/>
           <w:lang w:val="ar_AE" w:bidi="ar_AE"/>
         </w:rPr>
         <w:t>ما هي رسالة</w:t>
       </w:r>
       <w:r>
         <w:rPr>
+          <w:rtl/>
+          <w:cs/>
           <w:lang w:val="ar_AE" w:bidi="ar_AE"/>
         </w:rPr>
         <w:t xml:space="preserve"> </w:t>
@@ -237,6 +289,8 @@
       <w:r>
         <w:rPr>
           <w:b/>
+          <w:rtl/>
+          <w:cs/>
           <w:lang w:val="ar_AE" w:bidi="ar_AE"/>
         </w:rPr>
         <w:t>يهوذا؟</w:t>
@@ -251,11 +305,15 @@
       </w:pPr>
       <w:r>
         <w:rPr>
-          <w:lang w:val="ar_AE" w:bidi="ar_AE"/>
-        </w:rPr>
-      </w:r>
-      <w:r>
-        <w:rPr>
+          <w:rtl/>
+          <w:cs/>
+          <w:lang w:val="ar_AE" w:bidi="ar_AE"/>
+        </w:rPr>
+      </w:r>
+      <w:r>
+        <w:rPr>
+          <w:rtl/>
+          <w:cs/>
           <w:lang w:val="ar_AE" w:bidi="ar_AE"/>
         </w:rPr>
         <w:t>رسالة يهوذا هي رسالة من يهوذا، أخو يسوع.</w:t>
@@ -270,11 +328,15 @@
       </w:pPr>
       <w:r>
         <w:rPr>
-          <w:lang w:val="ar_AE" w:bidi="ar_AE"/>
-        </w:rPr>
-      </w:r>
-      <w:r>
-        <w:rPr>
+          <w:rtl/>
+          <w:cs/>
+          <w:lang w:val="ar_AE" w:bidi="ar_AE"/>
+        </w:rPr>
+      </w:r>
+      <w:r>
+        <w:rPr>
+          <w:rtl/>
+          <w:cs/>
           <w:lang w:val="ar_AE" w:bidi="ar_AE"/>
         </w:rPr>
         <w:t>يُعتقد أن يهوذا كتبها حوالي سنة 65 ميلادية.</w:t>
@@ -286,12 +348,16 @@
       </w:pPr>
       <w:r>
         <w:rPr>
+          <w:rtl/>
+          <w:cs/>
           <w:lang w:val="ar_AE" w:bidi="ar_AE"/>
         </w:rPr>
       </w:r>
       <w:r>
         <w:rPr>
           <w:b/>
+          <w:rtl/>
+          <w:cs/>
           <w:lang w:val="ar_AE" w:bidi="ar_AE"/>
         </w:rPr>
         <w:t>إلى من كُتبت رسالة يهوذا؟</w:t>
@@ -306,11 +372,15 @@
       </w:pPr>
       <w:r>
         <w:rPr>
-          <w:lang w:val="ar_AE" w:bidi="ar_AE"/>
-        </w:rPr>
-      </w:r>
-      <w:r>
-        <w:rPr>
+          <w:rtl/>
+          <w:cs/>
+          <w:lang w:val="ar_AE" w:bidi="ar_AE"/>
+        </w:rPr>
+      </w:r>
+      <w:r>
+        <w:rPr>
+          <w:rtl/>
+          <w:cs/>
           <w:lang w:val="ar_AE" w:bidi="ar_AE"/>
         </w:rPr>
         <w:t>لا يُعرف تحديدًا لمن كُتبت رسالة يهوذا. لكن يُعتقد أنها كانت للمؤمنين اليهود.</w:t>
@@ -325,11 +395,15 @@
       </w:pPr>
       <w:r>
         <w:rPr>
-          <w:lang w:val="ar_AE" w:bidi="ar_AE"/>
-        </w:rPr>
-      </w:r>
-      <w:r>
-        <w:rPr>
+          <w:rtl/>
+          <w:cs/>
+          <w:lang w:val="ar_AE" w:bidi="ar_AE"/>
+        </w:rPr>
+      </w:r>
+      <w:r>
+        <w:rPr>
+          <w:rtl/>
+          <w:cs/>
           <w:lang w:val="ar_AE" w:bidi="ar_AE"/>
         </w:rPr>
         <w:t>رسائل بطرس الثانية ويهوذا متشابهة في العديد من النواحي. لذلك فقد يكون يهوذا يكتب إلى نفس المؤمنين المذكورين في بطرس الثانية. وهؤلاء كانوا في الأراضي الرومانية المعروفة الآن بتركيا.</w:t>
@@ -344,11 +418,15 @@
       </w:pPr>
       <w:r>
         <w:rPr>
-          <w:lang w:val="ar_AE" w:bidi="ar_AE"/>
-        </w:rPr>
-      </w:r>
-      <w:r>
-        <w:rPr>
+          <w:rtl/>
+          <w:cs/>
+          <w:lang w:val="ar_AE" w:bidi="ar_AE"/>
+        </w:rPr>
+      </w:r>
+      <w:r>
+        <w:rPr>
+          <w:rtl/>
+          <w:cs/>
           <w:lang w:val="ar_AE" w:bidi="ar_AE"/>
         </w:rPr>
         <w:t>يدرك أتباع يسوع أن رسالة يهوذا تشارك الحق عن يسوع. لذلك فهي لجميع الناس في كل مكان.</w:t>
@@ -360,12 +438,16 @@
       </w:pPr>
       <w:r>
         <w:rPr>
+          <w:rtl/>
+          <w:cs/>
           <w:lang w:val="ar_AE" w:bidi="ar_AE"/>
         </w:rPr>
       </w:r>
       <w:r>
         <w:rPr>
           <w:b/>
+          <w:rtl/>
+          <w:cs/>
           <w:lang w:val="ar_AE" w:bidi="ar_AE"/>
         </w:rPr>
         <w:t>لماذا كُتبت رسالة يهوذا؟</w:t>
@@ -380,11 +462,15 @@
       </w:pPr>
       <w:r>
         <w:rPr>
-          <w:lang w:val="ar_AE" w:bidi="ar_AE"/>
-        </w:rPr>
-      </w:r>
-      <w:r>
-        <w:rPr>
+          <w:rtl/>
+          <w:cs/>
+          <w:lang w:val="ar_AE" w:bidi="ar_AE"/>
+        </w:rPr>
+      </w:r>
+      <w:r>
+        <w:rPr>
+          <w:rtl/>
+          <w:cs/>
           <w:lang w:val="ar_AE" w:bidi="ar_AE"/>
         </w:rPr>
         <w:t>لتحذير المؤمنين من المُعَلِّمين الكذبة.</w:t>
@@ -399,11 +485,15 @@
       </w:pPr>
       <w:r>
         <w:rPr>
-          <w:lang w:val="ar_AE" w:bidi="ar_AE"/>
-        </w:rPr>
-      </w:r>
-      <w:r>
-        <w:rPr>
+          <w:rtl/>
+          <w:cs/>
+          <w:lang w:val="ar_AE" w:bidi="ar_AE"/>
+        </w:rPr>
+      </w:r>
+      <w:r>
+        <w:rPr>
+          <w:rtl/>
+          <w:cs/>
           <w:lang w:val="ar_AE" w:bidi="ar_AE"/>
         </w:rPr>
         <w:t>لتشجيع المؤمنين على النمو بقوة في الإيمان.</w:t>
@@ -418,11 +508,15 @@
       </w:pPr>
       <w:r>
         <w:rPr>
-          <w:lang w:val="ar_AE" w:bidi="ar_AE"/>
-        </w:rPr>
-      </w:r>
-      <w:r>
-        <w:rPr>
+          <w:rtl/>
+          <w:cs/>
+          <w:lang w:val="ar_AE" w:bidi="ar_AE"/>
+        </w:rPr>
+      </w:r>
+      <w:r>
+        <w:rPr>
+          <w:rtl/>
+          <w:cs/>
           <w:lang w:val="ar_AE" w:bidi="ar_AE"/>
         </w:rPr>
         <w:t>لدعوة المُعَلِّمين الكذبة أن يرجعوا عن خطيتهم.</w:t>
@@ -434,12 +528,16 @@
       </w:pPr>
       <w:r>
         <w:rPr>
+          <w:rtl/>
+          <w:cs/>
           <w:lang w:val="ar_AE" w:bidi="ar_AE"/>
         </w:rPr>
       </w:r>
       <w:r>
         <w:rPr>
           <w:b/>
+          <w:rtl/>
+          <w:cs/>
           <w:lang w:val="ar_AE" w:bidi="ar_AE"/>
         </w:rPr>
         <w:t>الأفكار الرئيسية</w:t>
@@ -454,11 +552,15 @@
       </w:pPr>
       <w:r>
         <w:rPr>
-          <w:lang w:val="ar_AE" w:bidi="ar_AE"/>
-        </w:rPr>
-      </w:r>
-      <w:r>
-        <w:rPr>
+          <w:rtl/>
+          <w:cs/>
+          <w:lang w:val="ar_AE" w:bidi="ar_AE"/>
+        </w:rPr>
+      </w:r>
+      <w:r>
+        <w:rPr>
+          <w:rtl/>
+          <w:cs/>
           <w:lang w:val="ar_AE" w:bidi="ar_AE"/>
         </w:rPr>
         <w:t>التمسك بالإيمان الحقيقي ورفض تصديق التعليم الزائف.</w:t>
@@ -473,11 +575,15 @@
       </w:pPr>
       <w:r>
         <w:rPr>
-          <w:lang w:val="ar_AE" w:bidi="ar_AE"/>
-        </w:rPr>
-      </w:r>
-      <w:r>
-        <w:rPr>
+          <w:rtl/>
+          <w:cs/>
+          <w:lang w:val="ar_AE" w:bidi="ar_AE"/>
+        </w:rPr>
+      </w:r>
+      <w:r>
+        <w:rPr>
+          <w:rtl/>
+          <w:cs/>
           <w:lang w:val="ar_AE" w:bidi="ar_AE"/>
         </w:rPr>
         <w:t>تذكير المؤمنين بأن الأشخاص الأشرار سيتم هلاكهم.</w:t>
@@ -492,11 +598,15 @@
       </w:pPr>
       <w:r>
         <w:rPr>
-          <w:lang w:val="ar_AE" w:bidi="ar_AE"/>
-        </w:rPr>
-      </w:r>
-      <w:r>
-        <w:rPr>
+          <w:rtl/>
+          <w:cs/>
+          <w:lang w:val="ar_AE" w:bidi="ar_AE"/>
+        </w:rPr>
+      </w:r>
+      <w:r>
+        <w:rPr>
+          <w:rtl/>
+          <w:cs/>
           <w:lang w:val="ar_AE" w:bidi="ar_AE"/>
         </w:rPr>
         <w:t>الثبات في محبة الله.</w:t>
@@ -508,12 +618,16 @@
       </w:pPr>
       <w:r>
         <w:rPr>
+          <w:rtl/>
+          <w:cs/>
           <w:lang w:val="ar_AE" w:bidi="ar_AE"/>
         </w:rPr>
       </w:r>
       <w:r>
         <w:rPr>
           <w:b/>
+          <w:rtl/>
+          <w:cs/>
           <w:lang w:val="ar_AE" w:bidi="ar_AE"/>
         </w:rPr>
         <w:t>مخطط السفر</w:t>
@@ -525,12 +639,16 @@
       </w:pPr>
       <w:r>
         <w:rPr>
+          <w:rtl/>
+          <w:cs/>
           <w:lang w:val="ar_AE" w:bidi="ar_AE"/>
         </w:rPr>
       </w:r>
       <w:r>
         <w:rPr>
           <w:b/>
+          <w:rtl/>
+          <w:cs/>
           <w:lang w:val="ar_AE" w:bidi="ar_AE"/>
         </w:rPr>
         <w:t>تحيات (1:1–2).</w:t>
@@ -542,12 +660,16 @@
       </w:pPr>
       <w:r>
         <w:rPr>
+          <w:rtl/>
+          <w:cs/>
           <w:lang w:val="ar_AE" w:bidi="ar_AE"/>
         </w:rPr>
       </w:r>
       <w:r>
         <w:rPr>
           <w:b/>
+          <w:rtl/>
+          <w:cs/>
           <w:lang w:val="ar_AE" w:bidi="ar_AE"/>
         </w:rPr>
         <w:t>التعرف على المُعَلِّمين الكذبة (1:3–19).</w:t>
@@ -559,12 +681,16 @@
       </w:pPr>
       <w:r>
         <w:rPr>
+          <w:rtl/>
+          <w:cs/>
           <w:lang w:val="ar_AE" w:bidi="ar_AE"/>
         </w:rPr>
       </w:r>
       <w:r>
         <w:rPr>
           <w:b/>
+          <w:rtl/>
+          <w:cs/>
           <w:lang w:val="ar_AE" w:bidi="ar_AE"/>
         </w:rPr>
         <w:t>البقاء معًا بواسطة الثبات في محبة الله (1:20–23).</w:t>
@@ -576,23 +702,31 @@
       </w:pPr>
       <w:r>
         <w:rPr>
+          <w:rtl/>
+          <w:cs/>
           <w:lang w:val="ar_AE" w:bidi="ar_AE"/>
         </w:rPr>
       </w:r>
       <w:r>
         <w:rPr>
           <w:b/>
+          <w:rtl/>
+          <w:cs/>
           <w:lang w:val="ar_AE" w:bidi="ar_AE"/>
         </w:rPr>
         <w:t>تسبحة لله (1:24–25).</w:t>
       </w:r>
       <w:r>
         <w:rPr>
-          <w:lang w:val="ar_AE" w:bidi="ar_AE"/>
-        </w:rPr>
-      </w:r>
-      <w:r>
-        <w:rPr>
+          <w:rtl/>
+          <w:cs/>
+          <w:lang w:val="ar_AE" w:bidi="ar_AE"/>
+        </w:rPr>
+      </w:r>
+      <w:r>
+        <w:rPr>
+          <w:rtl/>
+          <w:cs/>
           <w:lang w:val="ar_AE" w:bidi="ar_AE"/>
         </w:rPr>
       </w:r>
